--- a/zht/docx/12.content.docx
+++ b/zht/docx/12.content.docx
@@ -136,13 +136,6 @@
         <w:rPr>
           <w:lang w:val="zh_TW" w:bidi="zh_TW"/>
         </w:rPr>
-      </w:r>
-      <w:r>
-        <w:rPr>
-          <w:i/>
-          <w:lang w:val="zh_TW" w:bidi="zh_TW"/>
-        </w:rPr>
-        <w:t>列王紀下 1:2, 列王紀下 1:4, 列王紀下 1:8, 列王紀下 1:10, 列王紀下 1:13, 列王紀下 1:17, 列王紀下 2:1, 列王紀下 2:3, 列王紀下 2:8, 列王紀下 2:9, 列王紀下 2:11, 列王紀下 2:14, 列王紀下 2:16, 列王紀下 2:17, 列王紀下 2:19, 列王紀下 2:21–22, 列王紀下 2:23–24, 列王紀下 3:2, 列王紀下 3:6, 列王紀下 3:9, 列王紀下 3:11, 列王紀下 3:14, 列王紀下 3:15, 列王紀下 3:20, 列王紀下 3:21, 列王紀下 3:22–23, 列王紀下 3:27, 列王紀下 4:1, 列王紀下 4:3, 列王紀下 4:6, 列王紀下 4:10, 列王紀下 4:16, 列王紀下 4:18–19, 列王紀下 4:20, 列王紀下 4:25, 列王紀下 4:26, 列王紀下 4:27, 列王紀下 4:29, 列王紀下 4:31, 列王紀下 4:34, 列王紀下 4:35, 列王紀下 4:38–39, 列王紀下 4:40–41, 列王紀下 4:42–43, 列王紀下 5:1, 列王紀下 5:3, 列王紀下 5:6, 列王紀下 5:7, 列王紀下 5:10, 列王紀下 5:11, 列王紀下 5:14, 列王紀下 5:15, 列王紀下 5:18, 列王紀下 5:22, 列王紀下 5:24, 列王紀下 5:26–27, 列王紀下 6:1–2, 列王紀下 6:5, 列王紀下 6:6, 列王紀下 6:12, 列王紀下 6:15, 列王紀下 6:18–19, 列王紀下 6:20, 列王紀下 6:22–23, 列王紀下 6:25, 列王紀下 6:28–29, 列王紀下 6:31, 列王紀下 6:32, 列王紀下 7:2, 列王紀下 7:3, 列王紀下 7:6, 列王紀下 7:11, 列王紀下 7:12, 列王紀下 7:15, 列王紀下 7:18–19, 列王紀下 8:1–2, 列王紀下 8:3, 列王紀下 8:5, 列王紀下 8:9, 列王紀下 8:11–12, 列王紀下 8:14–15, 列王紀下 8:18, 列王紀下 8:19, 列王紀下 8:20, 列王紀下 8:27, 列王紀下 8:29, 列王紀下 9:1–3, 列王紀下 9:6, 列王紀下 9:7, 列王紀下 9:10, 列王紀下 9:12–13, 列王紀下 9:15, 列王紀下 9:17–18, 列王紀下 9:20, 列王紀下 9:21, 列王紀下 9:24, 列王紀下 9:26, 列王紀下 9:28, 列王紀下 9:30, 列王紀下 9:33, 列王紀下 9:35, 列王紀下 10:3, 列王紀下 10:4–5, 列王紀下 10:7, 列王紀下 10:10, 列王紀下 10:13–14, 列王紀下 10:15, 列王紀下 10:19, 列王紀下 10:21, 列王紀下 10:24, 列王紀下 10:27, 列王紀下 10:29, 列王紀下 10:30, 列王紀下 10:34, 列王紀下 11:1–2, 列王紀下 11:4, 列王紀下 11:7, 列王紀下 11:10, 列王紀下 11:14, 列王紀下 11:15–16, 列王紀下 11:17–18, 列王紀下 11:19–20, 列王紀下 12:2, 列王紀下 12:4, 列王紀下 12:6–7, 列王紀下 12:9, 列王紀下 12:12, 列王紀下 12:16, 列王紀下 12:18, 列王紀下 12:21, 列王紀下 13:4–5, 列王紀下 13:7, 列王紀下 13:15, 列王紀下 13:18–19, 列王紀下 13:21, 列王紀下 13:23, 列王紀下 14:5, 列王紀下 14:6, 列王紀下 14:9, 列王紀下 14:14, 列王紀下 14:19, 列王紀下 14:22, 列王紀下 14:25, 列王紀下 14:26–27, 列王紀下 15:5, 列王紀下 15:7, 列王紀下 15:10, 列王紀下 15:12, 列王紀下 15:13–14, 列王紀下 15:16, 列王紀下 15:19–20, 列王紀下 15:25, 列王紀下 15:29–30, 列王紀下 15:34, 列王紀下 16:3, 列王紀下 16:5, 列王紀下 16:8, 列王紀下 16:10–11, 列王紀下 16:13, 列王紀下 16:15, 列王紀下 16:18, 列王紀下 17:3, 列王紀下 17:4, 列王紀下 17:7, 列王紀下 17:12, 列王紀下 17:13, 列王紀下 17:14, 列王紀下 17:17, 列王紀下 17:22–23, 列王紀下 17:25, 列王紀下 17:28, 列王紀下 17:29, 列王紀下 17:32, 列王紀下 17:34–35, 列王紀下 17:40, 列王紀下 18:4, 列王紀下 18:9–10, 列王紀下 18:11–12, 列王紀下 18:15, 列王紀下 18:17–18, 列王紀下 18:21, 列王紀下 18:23, 列王紀下 18:25, 列王紀下 18:26, 列王紀下 18:28, 列王紀下 18:31, 列王紀下 18:36, 列王紀下 19:1, 列王紀下 19:4, 列王紀下 19:7, 列王紀下 19:10, 列王紀下 19:14, 列王紀下 19:19, 列王紀下 19:22, 列王紀下 19:24, 列王紀下 19:25, 列王紀下 19:28, 列王紀下 19:29, 列王紀下 19:34, 列王紀下 19:35, 列王紀下 20:1, 列王紀下 20:5, 列王紀下 20:7, 列王紀下 20:10–11, 列王紀下 20:13, 列王紀下 20:18, 列王紀下 20:19, 列王紀下 21:3, 列王紀下 21:6, 列王紀下 21:7, 列王紀下 21:11, 列王紀下 21:14–15, 列王紀下 21:16, 列王紀下 21:23, 列王紀下 21:26, 列王紀下 22:2, 列王紀下 22:3–5, 列王紀下 22:7, 列王紀下 22:8, 列王紀下 22:11, 列王紀下 22:14, 列王紀下 22:19, 列王紀下 22:20, 列王紀下 23:2, 列王紀下 23:3, 列王紀下 23:4, 列王紀下 23:7, 列王紀下 23:9, 列王紀下 23:11, 列王紀下 23:13, 列王紀下 23:16, 列王紀下 23:17–18, 列王紀下 23:22, 列王紀下 23:25, 列王紀下 23:26, 列王紀下 23:29, 列王紀下 23:33, 列王紀下 23:35, 列王紀下 24:2, 列王紀下 24:4, 列王紀下 24:7, 列王紀下 24:12, 列王紀下 24:14, 列王紀下 24:17, 列王紀下 25:3, 列王紀下 25:4, 列王紀下 25:7, 列王紀下 25:10, 列王紀下 25:12, 列王紀下 25:16, 列王紀下 25:21, 列王紀下 25:22, 列王紀下 25:26, 列王紀下 25:27, 列王紀下 25:29–30</w:t>
       </w:r>
       <w:r>
         <w:rPr>

--- a/zht/docx/12.content.docx
+++ b/zht/docx/12.content.docx
@@ -123,19 +123,6 @@
           <w:lang w:val="zh_TW" w:bidi="zh_TW"/>
         </w:rPr>
         <w:t>2KI</w:t>
-      </w:r>
-      <w:r>
-        <w:rPr>
-          <w:lang w:val="zh_TW" w:bidi="zh_TW"/>
-        </w:rPr>
-      </w:r>
-    </w:p>
-    <w:p>
-      <w:pPr/>
-      <w:r>
-        <w:rPr>
-          <w:lang w:val="zh_TW" w:bidi="zh_TW"/>
-        </w:rPr>
       </w:r>
       <w:r>
         <w:rPr>

--- a/zht/docx/12.content.docx
+++ b/zht/docx/12.content.docx
@@ -19,7 +19,7 @@
         <w:rPr>
           <w:lang w:val="zh_TW" w:bidi="zh_TW"/>
         </w:rPr>
-        <w:t>Resource: 翻譯問題 (unfoldingWord)</w:t>
+        <w:t>Resource: unfoldingWord® Translation Questions</w:t>
       </w:r>
       <w:r>
         <w:rPr>
@@ -85,7 +85,7 @@
         <w:rPr>
           <w:lang w:val="zh_TW" w:bidi="zh_TW"/>
         </w:rPr>
-        <w:t>翻譯問題 (unfoldingWord)</w:t>
+        <w:t>unfoldingWord® Translation Questions</w:t>
       </w:r>
     </w:p>
     <w:p>
